--- a/docs/user-guides/manuals/user-manual-system-owner.th.docx
+++ b/docs/user-guides/manuals/user-manual-system-owner.th.docx
@@ -181,7 +181,7 @@
           <w:sz w:val="28"/>
           <w:szCs w:val="28"/>
         </w:rPr>
-        <w:t xml:space="preserve">เวอร์ชันระบบ v1.1.0</w:t>
+        <w:t xml:space="preserve">เวอร์ชันระบบ v1.4.0</w:t>
       </w:r>
       <w:r>
         <w:rPr>
@@ -197,7 +197,7 @@
           <w:sz w:val="28"/>
           <w:szCs w:val="28"/>
         </w:rPr>
-        <w:t xml:space="preserve">ปรับปรุงล่าสุด 3 กันยายน 2026</w:t>
+        <w:t xml:space="preserve">ปรับปรุงล่าสุด 10 กันยายน 2026</w:t>
       </w:r>
     </w:p>
     <w:p>
@@ -211,7 +211,7 @@
           <w:sz w:val="28"/>
           <w:szCs w:val="28"/>
         </w:rPr>
-        <w:t xml:space="preserve">คู่มือฉบับที่ 1.0</w:t>
+        <w:t xml:space="preserve">คู่มือฉบับที่ 1.1</w:t>
       </w:r>
     </w:p>
     <w:p>

--- a/docs/user-guides/manuals/user-manual-system-owner.th.docx
+++ b/docs/user-guides/manuals/user-manual-system-owner.th.docx
@@ -181,7 +181,7 @@
           <w:sz w:val="28"/>
           <w:szCs w:val="28"/>
         </w:rPr>
-        <w:t xml:space="preserve">เวอร์ชันระบบ v1.4.0</w:t>
+        <w:t xml:space="preserve">เวอร์ชันระบบ v1.5.0</w:t>
       </w:r>
       <w:r>
         <w:rPr>
@@ -197,7 +197,7 @@
           <w:sz w:val="28"/>
           <w:szCs w:val="28"/>
         </w:rPr>
-        <w:t xml:space="preserve">ปรับปรุงล่าสุด 10 กันยายน 2026</w:t>
+        <w:t xml:space="preserve">ปรับปรุงล่าสุด 11 กันยายน 2026</w:t>
       </w:r>
     </w:p>
     <w:p>
@@ -1453,6 +1453,71 @@
                 <w:szCs w:val="28"/>
               </w:rPr>
               <w:t xml:space="preserve">วินิจฉัยว่าไม่ใช่ภัยจริง จึงปิดงาน</w:t>
+            </w:r>
+          </w:p>
+        </w:tc>
+      </w:tr>
+      <w:tr>
+        <w:trPr>
+          <w:cantSplit/>
+        </w:trPr>
+        <w:tc>
+          <w:tcPr>
+            <w:tcW w:type="dxa" w:w="3400"/>
+            <w:shd w:fill="FFFFFF" w:color="auto" w:val="clear"/>
+            <w:tcMar>
+              <w:top w:type="dxa" w:w="70"/>
+              <w:left w:type="dxa" w:w="120"/>
+              <w:bottom w:type="dxa" w:w="70"/>
+              <w:right w:type="dxa" w:w="120"/>
+            </w:tcMar>
+          </w:tcPr>
+          <w:p>
+            <w:pPr>
+              <w:spacing w:after="0"/>
+            </w:pPr>
+            <w:r>
+              <w:rPr>
+                <w:b/>
+                <w:bCs/>
+                <w:sz w:val="28"/>
+                <w:szCs w:val="28"/>
+              </w:rPr>
+              <w:t xml:space="preserve">ยกเลิกแล้ว</w:t>
+            </w:r>
+            <w:r>
+              <w:rPr>
+                <w:rFonts w:ascii="Consolas" w:cs="Consolas" w:eastAsia="Consolas" w:hAnsi="Consolas"/>
+                <w:color w:val="6C7888"/>
+                <w:sz w:val="24"/>
+                <w:szCs w:val="24"/>
+              </w:rPr>
+              <w:br/>
+              <w:t xml:space="preserve">CANCELLED</w:t>
+            </w:r>
+          </w:p>
+        </w:tc>
+        <w:tc>
+          <w:tcPr>
+            <w:tcW w:type="dxa" w:w="6200"/>
+            <w:shd w:fill="FFFFFF" w:color="auto" w:val="clear"/>
+            <w:tcMar>
+              <w:top w:type="dxa" w:w="70"/>
+              <w:left w:type="dxa" w:w="120"/>
+              <w:bottom w:type="dxa" w:w="70"/>
+              <w:right w:type="dxa" w:w="120"/>
+            </w:tcMar>
+          </w:tcPr>
+          <w:p>
+            <w:pPr>
+              <w:spacing w:after="0"/>
+            </w:pPr>
+            <w:r>
+              <w:rPr>
+                <w:sz w:val="28"/>
+                <w:szCs w:val="28"/>
+              </w:rPr>
+              <w:t xml:space="preserve">ตั๋วที่ซ้ำหรือเปิดผิด ถูกยกเลิกโดยทีม SOC (เพิ่ม v1.5.0)</w:t>
             </w:r>
           </w:p>
         </w:tc>
